--- a/Proposal Documents/Project Proposal.docx
+++ b/Proposal Documents/Project Proposal.docx
@@ -1076,7 +1076,13 @@
       </w:r>
       <w:proofErr w:type="spellEnd"/>
       <w:r>
-        <w:t xml:space="preserve"> is a wearable garment that translates sound into vibrations felt across the body. It was developed to help deaf and </w:t>
+        <w:t xml:space="preserve"> is a wearable </w:t>
+      </w:r>
+      <w:r>
+        <w:t>T-shirt</w:t>
+      </w:r>
+      <w:r>
+        <w:t xml:space="preserve"> that translates sound into vibrations felt across the body. It was developed to help deaf and </w:t>
       </w:r>
       <w:proofErr w:type="gramStart"/>
       <w:r>

--- a/Proposal Documents/Project Proposal.docx
+++ b/Proposal Documents/Project Proposal.docx
@@ -38,72 +38,6 @@
           <w:docGrid w:linePitch="360"/>
         </w:sectPr>
       </w:pPr>
-    </w:p>
-    <w:p>
-      <w:pPr>
-        <w:rPr>
-          <w:rFonts w:ascii="Courier New" w:hAnsi="Courier New" w:cs="Courier New"/>
-          <w:color w:val="000000" w:themeColor="text1"/>
-          <w:sz w:val="20"/>
-          <w:szCs w:val="20"/>
-        </w:rPr>
-      </w:pPr>
-      <w:r>
-        <w:rPr>
-          <w:rFonts w:ascii="Courier New" w:hAnsi="Courier New" w:cs="Courier New"/>
-          <w:color w:val="000000" w:themeColor="text1"/>
-          <w:sz w:val="20"/>
-          <w:szCs w:val="20"/>
-        </w:rPr>
-        <w:t>Omar Hamzah Saiyed</w:t>
-      </w:r>
-      <w:r>
-        <w:rPr>
-          <w:rFonts w:ascii="Courier New" w:hAnsi="Courier New" w:cs="Courier New"/>
-          <w:color w:val="000000" w:themeColor="text1"/>
-          <w:sz w:val="20"/>
-          <w:szCs w:val="20"/>
-        </w:rPr>
-        <w:br/>
-      </w:r>
-      <w:r>
-        <w:rPr>
-          <w:rFonts w:ascii="Courier New" w:hAnsi="Courier New" w:cs="Courier New"/>
-          <w:color w:val="000000" w:themeColor="text1"/>
-          <w:sz w:val="20"/>
-          <w:szCs w:val="20"/>
-        </w:rPr>
-        <w:t>40355015</w:t>
-      </w:r>
-    </w:p>
-    <w:p>
-      <w:pPr>
-        <w:rPr>
-          <w:rFonts w:ascii="Courier New" w:hAnsi="Courier New" w:cs="Courier New"/>
-          <w:color w:val="000000" w:themeColor="text1"/>
-          <w:sz w:val="20"/>
-          <w:szCs w:val="20"/>
-        </w:rPr>
-      </w:pPr>
-      <w:r>
-        <w:rPr>
-          <w:rFonts w:ascii="Courier New" w:hAnsi="Courier New" w:cs="Courier New"/>
-          <w:color w:val="000000" w:themeColor="text1"/>
-          <w:sz w:val="20"/>
-          <w:szCs w:val="20"/>
-        </w:rPr>
-        <w:t>Aran Scherzer</w:t>
-      </w:r>
-      <w:r>
-        <w:rPr>
-          <w:rFonts w:ascii="Courier New" w:hAnsi="Courier New" w:cs="Courier New"/>
-          <w:color w:val="000000" w:themeColor="text1"/>
-          <w:sz w:val="20"/>
-          <w:szCs w:val="20"/>
-        </w:rPr>
-        <w:br/>
-        <w:t>40xxxx</w:t>
-      </w:r>
     </w:p>
     <w:p>
       <w:pPr>
@@ -121,6 +55,33 @@
           <w:docGrid w:linePitch="360"/>
         </w:sectPr>
       </w:pPr>
+      <w:r>
+        <w:rPr>
+          <w:rFonts w:ascii="Courier New" w:hAnsi="Courier New" w:cs="Courier New"/>
+          <w:color w:val="000000" w:themeColor="text1"/>
+          <w:sz w:val="20"/>
+          <w:szCs w:val="20"/>
+        </w:rPr>
+        <w:t>Omar Hamzah Saiyed</w:t>
+      </w:r>
+      <w:r>
+        <w:rPr>
+          <w:rFonts w:ascii="Courier New" w:hAnsi="Courier New" w:cs="Courier New"/>
+          <w:color w:val="000000" w:themeColor="text1"/>
+          <w:sz w:val="20"/>
+          <w:szCs w:val="20"/>
+        </w:rPr>
+        <w:br/>
+      </w:r>
+      <w:r>
+        <w:rPr>
+          <w:rFonts w:ascii="Courier New" w:hAnsi="Courier New" w:cs="Courier New"/>
+          <w:color w:val="000000" w:themeColor="text1"/>
+          <w:sz w:val="20"/>
+          <w:szCs w:val="20"/>
+        </w:rPr>
+        <w:t>Aran Scherzer</w:t>
+      </w:r>
     </w:p>
     <w:p>
       <w:pPr>
@@ -330,18 +291,18 @@
     </w:p>
     <w:p>
       <w:r>
+        <w:t xml:space="preserve">The glove acts as an extension of the user’s body. It </w:t>
+      </w:r>
+      <w:r>
+        <w:t>detects</w:t>
+      </w:r>
+      <w:r>
+        <w:t xml:space="preserve"> gestures and immediately translates them into language. This creates a relationship where the artifact supports the user’s intention without requiring complex interaction.</w:t>
+      </w:r>
+    </w:p>
+    <w:p>
+      <w:r>
         <w:lastRenderedPageBreak/>
-        <w:t xml:space="preserve">The glove acts as an extension of the user’s body. It </w:t>
-      </w:r>
-      <w:r>
-        <w:t>detects</w:t>
-      </w:r>
-      <w:r>
-        <w:t xml:space="preserve"> gestures and immediately translates them into language. This creates a relationship where the artifact supports the user’s intention without requiring complex interaction.</w:t>
-      </w:r>
-    </w:p>
-    <w:p>
-      <w:r>
         <w:t>For observers, the experience may highlight how communication barriers exist in everyday life and how small technological interventions can change the way people interact with each other.</w:t>
       </w:r>
     </w:p>
@@ -548,15 +509,12 @@
     </w:p>
     <w:p>
       <w:r>
-        <w:t xml:space="preserve">This project aims to explore how a simple wearable interface could help bridge that communication gap. Instead of requiring other people to learn sign language, the glove </w:t>
-      </w:r>
+        <w:t>This project aims to explore how a simple wearable interface could help bridge that communication gap. Instead of requiring other people to learn sign language, the glove translates hand gestures into spoken language and text, allowing users to communicate more easily with the people around them.</w:t>
+      </w:r>
+    </w:p>
+    <w:p>
       <w:r>
         <w:lastRenderedPageBreak/>
-        <w:t>translates hand gestures into spoken language and text, allowing users to communicate more easily with the people around them.</w:t>
-      </w:r>
-    </w:p>
-    <w:p>
-      <w:r>
         <w:t>The project is motivated by the idea that technology can help make environments more accessible and inclusive rather than forcing people to adapt to systems that were never designed for them.</w:t>
       </w:r>
     </w:p>
@@ -671,17 +629,17 @@
     </w:p>
     <w:p>
       <w:r>
-        <w:t xml:space="preserve">The glove also allows a degree of personalisation depending on the user’s needs. Not everyone who experiences communication barriers has the same level of mobility or </w:t>
+        <w:t>The glove also allows a degree of personalisation depending on the user’s needs. Not everyone who experiences communication barriers has the same level of mobility or hand control. Some people may not be able to perform complex hand gestures or full sign language due to limited movement or other physical constraints.</w:t>
+      </w:r>
+      <w:r>
+        <w:t xml:space="preserve"> </w:t>
+      </w:r>
+      <w:r>
+        <w:t xml:space="preserve">Because the system is based on simple finger combinations rather than fixed sign language gestures, </w:t>
       </w:r>
       <w:r>
         <w:lastRenderedPageBreak/>
-        <w:t>hand control. Some people may not be able to perform complex hand gestures or full sign language due to limited movement or other physical constraints.</w:t>
-      </w:r>
-      <w:r>
-        <w:t xml:space="preserve"> </w:t>
-      </w:r>
-      <w:r>
-        <w:t>Because the system is based on simple finger combinations rather than fixed sign language gestures, users can personalise which gestures correspond to specific words or phrases. This allows the interaction to adapt to the user rather than forcing the user to adapt to the system.</w:t>
+        <w:t>users can personalise which gestures correspond to specific words or phrases. This allows the interaction to adapt to the user rather than forcing the user to adapt to the system.</w:t>
       </w:r>
       <w:r>
         <w:t xml:space="preserve"> </w:t>
@@ -845,6 +803,26 @@
         </w:rPr>
         <w:t>User Journey Map</w:t>
       </w:r>
+    </w:p>
+    <w:p>
+      <w:pPr>
+        <w:rPr>
+          <w:rFonts w:ascii="Courier New" w:hAnsi="Courier New" w:cs="Courier New"/>
+          <w:color w:val="4C94D8" w:themeColor="text2" w:themeTint="80"/>
+          <w:sz w:val="28"/>
+          <w:szCs w:val="28"/>
+        </w:rPr>
+      </w:pPr>
+    </w:p>
+    <w:p>
+      <w:pPr>
+        <w:rPr>
+          <w:rFonts w:ascii="Courier New" w:hAnsi="Courier New" w:cs="Courier New"/>
+          <w:color w:val="4C94D8" w:themeColor="text2" w:themeTint="80"/>
+          <w:sz w:val="28"/>
+          <w:szCs w:val="28"/>
+        </w:rPr>
+      </w:pPr>
     </w:p>
     <w:p>
       <w:pPr>
